--- a/docs/business/final_deck/PublicLogic - Stewardship Map - Scope & Fee Sheet.docx
+++ b/docs/business/final_deck/PublicLogic - Stewardship Map - Scope & Fee Sheet.docx
@@ -436,7 +436,7 @@
     </w:p>
     <w:p>
       <w:pPr>
-        <w:spacing w:before="40" w:after="120" w:line="252" w:lineRule="auto"/>
+        <w:spacing w:before="40" w:after="20" w:line="252" w:lineRule="auto"/>
         <w:jc w:val="left"/>
       </w:pPr>
       <w:r>
@@ -447,7 +447,33 @@
           <w:color w:val="6B6660"/>
           <w:sz w:val="19"/>
         </w:rPr>
-        <w:t>Typical engagement: 2–4 weeks. Fixed-fee and non-contingent — our fee never depends on a funding outcome or a decision going a particular way. The Map credits toward a follow-on engagement if you choose to continue.</w:t>
+        <w:t>Typical engagement: 2–4 weeks. Fixed-fee and non-contingent — our fee never depends on a funding outcome or a decision going a particular way.</w:t>
+      </w:r>
+    </w:p>
+    <w:p>
+      <w:pPr>
+        <w:spacing w:before="40" w:after="120" w:line="252" w:lineRule="auto"/>
+        <w:jc w:val="left"/>
+      </w:pPr>
+      <w:r>
+        <w:rPr>
+          <w:rFonts w:ascii="Calibri" w:hAnsi="Calibri"/>
+          <w:b/>
+          <w:i w:val="0"/>
+          <w:color w:val="0F4C3A"/>
+          <w:sz w:val="19"/>
+        </w:rPr>
+        <w:t xml:space="preserve">Credit policy:  </w:t>
+      </w:r>
+      <w:r>
+        <w:rPr>
+          <w:rFonts w:ascii="Calibri" w:hAnsi="Calibri"/>
+          <w:b w:val="0"/>
+          <w:i/>
+          <w:color w:val="6B6660"/>
+          <w:sz w:val="19"/>
+        </w:rPr>
+        <w:t>if you continue, the Map fee credits toward the next engagement. Credits don't stack — up to one tier's fee credits forward, so you never pay twice for the same step.</w:t>
       </w:r>
     </w:p>
     <w:p>

--- a/docs/business/final_deck/PublicLogic - Stewardship Map - Scope & Fee Sheet.docx
+++ b/docs/business/final_deck/PublicLogic - Stewardship Map - Scope & Fee Sheet.docx
@@ -391,6 +391,40 @@
           </w:p>
         </w:tc>
       </w:tr>
+      <w:tr>
+        <w:tc>
+          <w:tcPr>
+            <w:tcW w:type="dxa" w:w="2736"/>
+            <w:shd w:val="clear" w:fill="0F4C3A"/>
+          </w:tcPr>
+          <w:p>
+            <w:r>
+              <w:rPr>
+                <w:rFonts w:ascii="Calibri" w:hAnsi="Calibri"/>
+                <w:b/>
+                <w:color w:val="FFFFFF"/>
+                <w:sz w:val="20"/>
+              </w:rPr>
+              <w:t>Recommended Next Step</w:t>
+            </w:r>
+          </w:p>
+        </w:tc>
+        <w:tc>
+          <w:tcPr>
+            <w:tcW w:type="dxa" w:w="7200"/>
+          </w:tcPr>
+          <w:p>
+            <w:r>
+              <w:rPr>
+                <w:rFonts w:ascii="Calibri" w:hAnsi="Calibri"/>
+                <w:color w:val="1A1D20"/>
+                <w:sz w:val="20"/>
+              </w:rPr>
+              <w:t>Our honest read on the single best next move — or whether there isn't one yet.</w:t>
+            </w:r>
+          </w:p>
+        </w:tc>
+      </w:tr>
     </w:tbl>
     <w:p>
       <w:pPr>
@@ -494,7 +528,7 @@
     </w:p>
     <w:p>
       <w:pPr>
-        <w:spacing w:before="40" w:after="160" w:line="252" w:lineRule="auto"/>
+        <w:spacing w:before="40" w:after="120" w:line="252" w:lineRule="auto"/>
         <w:jc w:val="left"/>
       </w:pPr>
       <w:r>
@@ -516,6 +550,38 @@
           <w:sz w:val="21"/>
         </w:rPr>
         <w:t>Small, fixed, and bounded — you learn what's really going on before committing to anything bigger. Most clients use the Map to decide what to do next, and roughly half of what it finds is something they hadn't seen coming.</w:t>
+      </w:r>
+    </w:p>
+    <w:p>
+      <w:pPr>
+        <w:spacing w:before="40" w:after="20" w:line="252" w:lineRule="auto"/>
+        <w:jc w:val="left"/>
+      </w:pPr>
+      <w:r>
+        <w:rPr>
+          <w:rFonts w:ascii="Calibri" w:hAnsi="Calibri"/>
+          <w:b/>
+          <w:i w:val="0"/>
+          <w:color w:val="0F4C3A"/>
+          <w:sz w:val="20"/>
+        </w:rPr>
+        <w:t>PROOF</w:t>
+      </w:r>
+    </w:p>
+    <w:p>
+      <w:pPr>
+        <w:spacing w:before="40" w:after="160" w:line="252" w:lineRule="auto"/>
+        <w:jc w:val="left"/>
+      </w:pPr>
+      <w:r>
+        <w:rPr>
+          <w:rFonts w:ascii="Calibri" w:hAnsi="Calibri"/>
+          <w:b w:val="0"/>
+          <w:i/>
+          <w:color w:val="1A1D20"/>
+          <w:sz w:val="20"/>
+        </w:rPr>
+        <w:t>Similar work has been used to identify continuity, governance, and implementation risks before capital, technology, and organizational investments.</w:t>
       </w:r>
     </w:p>
     <w:p>
